--- a/deep-review/ULTM8-Dev-Handover-v55/ULTM8_Technical_Specification_55.docx
+++ b/deep-review/ULTM8-Dev-Handover-v55/ULTM8_Technical_Specification_55.docx
@@ -33399,6 +33399,490 @@
           <w:rtl w:val="0"/>
         </w:rPr>
         <w:t xml:space="preserve">The EU and Brazilian data-protection regimes governing this platform's markets; data-residency and retention-period compliance across all markets remains a still-open legal-review item. See Section 11.6, Section 12.2.</w:t>
+      </w:r>
+    </w:p>
+    <w:p>
+      <w:pPr>
+        <w:pStyle w:val="Heading1"/>
+        <w:spacing w:after="200" w:before="400" w:lineRule="auto"/>
+        <w:rPr/>
+      </w:pPr>
+      <w:r>
+        <w:rPr>
+          <w:rtl w:val="0"/>
+        </w:rPr>
+        <w:t xml:space="preserve">15. Post-Handover Decision Addendum</w:t>
+      </w:r>
+    </w:p>
+    <w:p>
+      <w:pPr>
+        <w:spacing w:after="160" w:lineRule="auto"/>
+        <w:rPr/>
+      </w:pPr>
+      <w:r>
+        <w:rPr>
+          <w:rtl w:val="0"/>
+        </w:rPr>
+        <w:t xml:space="preserve">This section records architectural/product decisions made directly with the product owner after this specification was finalized (27 Aug 2026) — the third tier in this project's source-of-truth hierarchy: approved decisions made since Spec 55, which never override Sections 1–14 above. Sections 1–14 are the original, unedited packaged deliverable and are not altered by this addendum. The full record — including the evidence trail behind each decision — lives in the repository at docs/decisions/POST-SPEC-55-DECISION-LOG.md, which this section summarizes. Numbering continues Section 12.1's decision log, which runs through Decision 69, starting at Decision 70.</w:t>
+      </w:r>
+    </w:p>
+    <w:p>
+      <w:pPr>
+        <w:pStyle w:val="Heading2"/>
+        <w:spacing w:after="150" w:before="300" w:lineRule="auto"/>
+        <w:rPr/>
+      </w:pPr>
+      <w:r>
+        <w:rPr>
+          <w:rtl w:val="0"/>
+        </w:rPr>
+        <w:t xml:space="preserve">15.1 Decisions 70–76</w:t>
+      </w:r>
+    </w:p>
+    <w:p>
+      <w:pPr>
+        <w:keepNext w:val="0"/>
+        <w:keepLines w:val="0"/>
+        <w:pageBreakBefore w:val="0"/>
+        <w:widowControl w:val="1"/>
+        <w:numPr>
+          <w:ilvl w:val="0"/>
+          <w:numId w:val="1"/>
+        </w:numPr>
+        <w:pBdr>
+          <w:top w:space="0" w:sz="0" w:val="nil"/>
+          <w:left w:space="0" w:sz="0" w:val="nil"/>
+          <w:bottom w:space="0" w:sz="0" w:val="nil"/>
+          <w:right w:space="0" w:sz="0" w:val="nil"/>
+          <w:between w:space="0" w:sz="0" w:val="nil"/>
+        </w:pBdr>
+        <w:shd w:fill="auto" w:val="clear"/>
+        <w:spacing w:after="80" w:before="0" w:line="240" w:lineRule="auto"/>
+        <w:ind w:left="720" w:right="0" w:hanging="360"/>
+        <w:jc w:val="left"/>
+        <w:rPr/>
+      </w:pPr>
+      <w:r>
+        <w:rPr>
+          <w:rFonts w:ascii="Calibri" w:cs="Calibri" w:eastAsia="Calibri" w:hAnsi="Calibri"/>
+          <w:b w:val="1"/>
+          <w:bCs w:val="1"/>
+          <w:i w:val="0"/>
+          <w:iCs w:val="0"/>
+          <w:smallCaps w:val="0"/>
+          <w:strike w:val="0"/>
+          <w:color w:val="000000"/>
+          <w:sz w:val="21"/>
+          <w:szCs w:val="21"/>
+          <w:u w:val="none"/>
+          <w:shd w:fill="auto" w:val="clear"/>
+          <w:vertAlign w:val="baseline"/>
+          <w:rtl w:val="0"/>
+        </w:rPr>
+        <w:t xml:space="preserve">Decision 70 — API style: REST confirmed, GraphQL excluded (1 Sep 2026): </w:t>
+      </w:r>
+      <w:r>
+        <w:rPr>
+          <w:rFonts w:ascii="Calibri" w:cs="Calibri" w:eastAsia="Calibri" w:hAnsi="Calibri"/>
+          <w:b w:val="0"/>
+          <w:bCs w:val="0"/>
+          <w:i w:val="0"/>
+          <w:iCs w:val="0"/>
+          <w:smallCaps w:val="0"/>
+          <w:strike w:val="0"/>
+          <w:color w:val="000000"/>
+          <w:sz w:val="21"/>
+          <w:szCs w:val="21"/>
+          <w:u w:val="none"/>
+          <w:shd w:fill="auto" w:val="clear"/>
+          <w:vertAlign w:val="baseline"/>
+          <w:rtl w:val="0"/>
+        </w:rPr>
+        <w:t xml:space="preserve">ULTM8 uses a Modular REST API; GraphQL is not part of the architecture. Decision 22's conventions (/v1 prefix, {error:{code,message}} envelope, cursor-based pagination) remain authoritative. Supersedes Section 12.2's previously-open “API style” item; that item's original text is left unedited above.</w:t>
+      </w:r>
+    </w:p>
+    <w:p>
+      <w:pPr>
+        <w:keepNext w:val="0"/>
+        <w:keepLines w:val="0"/>
+        <w:pageBreakBefore w:val="0"/>
+        <w:widowControl w:val="1"/>
+        <w:numPr>
+          <w:ilvl w:val="0"/>
+          <w:numId w:val="1"/>
+        </w:numPr>
+        <w:pBdr>
+          <w:top w:space="0" w:sz="0" w:val="nil"/>
+          <w:left w:space="0" w:sz="0" w:val="nil"/>
+          <w:bottom w:space="0" w:sz="0" w:val="nil"/>
+          <w:right w:space="0" w:sz="0" w:val="nil"/>
+          <w:between w:space="0" w:sz="0" w:val="nil"/>
+        </w:pBdr>
+        <w:shd w:fill="auto" w:val="clear"/>
+        <w:spacing w:after="80" w:before="0" w:line="240" w:lineRule="auto"/>
+        <w:ind w:left="720" w:right="0" w:hanging="360"/>
+        <w:jc w:val="left"/>
+        <w:rPr/>
+      </w:pPr>
+      <w:r>
+        <w:rPr>
+          <w:rFonts w:ascii="Calibri" w:cs="Calibri" w:eastAsia="Calibri" w:hAnsi="Calibri"/>
+          <w:b w:val="1"/>
+          <w:bCs w:val="1"/>
+          <w:i w:val="0"/>
+          <w:iCs w:val="0"/>
+          <w:smallCaps w:val="0"/>
+          <w:strike w:val="0"/>
+          <w:color w:val="000000"/>
+          <w:sz w:val="21"/>
+          <w:szCs w:val="21"/>
+          <w:u w:val="none"/>
+          <w:shd w:fill="auto" w:val="clear"/>
+          <w:vertAlign w:val="baseline"/>
+          <w:rtl w:val="0"/>
+        </w:rPr>
+        <w:t xml:space="preserve">Decision 71 — Attendance-scan endpoint confirmed as a distinct Instructor roll-call path (2 Sep 2026): </w:t>
+      </w:r>
+      <w:r>
+        <w:rPr>
+          <w:rFonts w:ascii="Calibri" w:cs="Calibri" w:eastAsia="Calibri" w:hAnsi="Calibri"/>
+          <w:b w:val="0"/>
+          <w:bCs w:val="0"/>
+          <w:i w:val="0"/>
+          <w:iCs w:val="0"/>
+          <w:smallCaps w:val="0"/>
+          <w:strike w:val="0"/>
+          <w:color w:val="000000"/>
+          <w:sz w:val="21"/>
+          <w:szCs w:val="21"/>
+          <w:u w:val="none"/>
+          <w:shd w:fill="auto" w:val="clear"/>
+          <w:vertAlign w:val="baseline"/>
+          <w:rtl w:val="0"/>
+        </w:rPr>
+        <w:t xml:space="preserve">Attendance check-in spans three paths: self-service scan (Section 9), an Instructor-operated roll-call scan (POST /classes/{id}/attendance-scan, previously unexplained — now confirmed real, not a duplicate), and the Instructor/Staff override (exception-only, unchanged in scope). Roll-call scan mechanics still need an engineering design pass.</w:t>
+      </w:r>
+    </w:p>
+    <w:p>
+      <w:pPr>
+        <w:keepNext w:val="0"/>
+        <w:keepLines w:val="0"/>
+        <w:pageBreakBefore w:val="0"/>
+        <w:widowControl w:val="1"/>
+        <w:numPr>
+          <w:ilvl w:val="0"/>
+          <w:numId w:val="1"/>
+        </w:numPr>
+        <w:pBdr>
+          <w:top w:space="0" w:sz="0" w:val="nil"/>
+          <w:left w:space="0" w:sz="0" w:val="nil"/>
+          <w:bottom w:space="0" w:sz="0" w:val="nil"/>
+          <w:right w:space="0" w:sz="0" w:val="nil"/>
+          <w:between w:space="0" w:sz="0" w:val="nil"/>
+        </w:pBdr>
+        <w:shd w:fill="auto" w:val="clear"/>
+        <w:spacing w:after="80" w:before="0" w:line="240" w:lineRule="auto"/>
+        <w:ind w:left="720" w:right="0" w:hanging="360"/>
+        <w:jc w:val="left"/>
+        <w:rPr/>
+      </w:pPr>
+      <w:r>
+        <w:rPr>
+          <w:rFonts w:ascii="Calibri" w:cs="Calibri" w:eastAsia="Calibri" w:hAnsi="Calibri"/>
+          <w:b w:val="1"/>
+          <w:bCs w:val="1"/>
+          <w:i w:val="0"/>
+          <w:iCs w:val="0"/>
+          <w:smallCaps w:val="0"/>
+          <w:strike w:val="0"/>
+          <w:color w:val="000000"/>
+          <w:sz w:val="21"/>
+          <w:szCs w:val="21"/>
+          <w:u w:val="none"/>
+          <w:shd w:fill="auto" w:val="clear"/>
+          <w:vertAlign w:val="baseline"/>
+          <w:rtl w:val="0"/>
+        </w:rPr>
+        <w:t xml:space="preserve">Decision 72 — Passcode confirmed as the sole login credential (2 Sep 2026): </w:t>
+      </w:r>
+      <w:r>
+        <w:rPr>
+          <w:rFonts w:ascii="Calibri" w:cs="Calibri" w:eastAsia="Calibri" w:hAnsi="Calibri"/>
+          <w:b w:val="0"/>
+          <w:bCs w:val="0"/>
+          <w:i w:val="0"/>
+          <w:iCs w:val="0"/>
+          <w:smallCaps w:val="0"/>
+          <w:strike w:val="0"/>
+          <w:color w:val="000000"/>
+          <w:sz w:val="21"/>
+          <w:szCs w:val="21"/>
+          <w:u w:val="none"/>
+          <w:shd w:fill="auto" w:val="clear"/>
+          <w:vertAlign w:val="baseline"/>
+          <w:rtl w:val="0"/>
+        </w:rPr>
+        <w:t xml:space="preserve">The 6-digit passcode is the entire login credential (PIN-style authentication), not a step-up factor alongside a separate password. Lockout/recovery flow still undesigned.</w:t>
+      </w:r>
+    </w:p>
+    <w:p>
+      <w:pPr>
+        <w:keepNext w:val="0"/>
+        <w:keepLines w:val="0"/>
+        <w:pageBreakBefore w:val="0"/>
+        <w:widowControl w:val="1"/>
+        <w:numPr>
+          <w:ilvl w:val="0"/>
+          <w:numId w:val="1"/>
+        </w:numPr>
+        <w:pBdr>
+          <w:top w:space="0" w:sz="0" w:val="nil"/>
+          <w:left w:space="0" w:sz="0" w:val="nil"/>
+          <w:bottom w:space="0" w:sz="0" w:val="nil"/>
+          <w:right w:space="0" w:sz="0" w:val="nil"/>
+          <w:between w:space="0" w:sz="0" w:val="nil"/>
+        </w:pBdr>
+        <w:shd w:fill="auto" w:val="clear"/>
+        <w:spacing w:after="80" w:before="0" w:line="240" w:lineRule="auto"/>
+        <w:ind w:left="720" w:right="0" w:hanging="360"/>
+        <w:jc w:val="left"/>
+        <w:rPr/>
+      </w:pPr>
+      <w:r>
+        <w:rPr>
+          <w:rFonts w:ascii="Calibri" w:cs="Calibri" w:eastAsia="Calibri" w:hAnsi="Calibri"/>
+          <w:b w:val="1"/>
+          <w:bCs w:val="1"/>
+          <w:i w:val="0"/>
+          <w:iCs w:val="0"/>
+          <w:smallCaps w:val="0"/>
+          <w:strike w:val="0"/>
+          <w:color w:val="000000"/>
+          <w:sz w:val="21"/>
+          <w:szCs w:val="21"/>
+          <w:u w:val="none"/>
+          <w:shd w:fill="auto" w:val="clear"/>
+          <w:vertAlign w:val="baseline"/>
+          <w:rtl w:val="0"/>
+        </w:rPr>
+        <w:t xml:space="preserve">Decision 73 — Guardian age thresholds confirmed as interim, pending legal review (2 Sep 2026): </w:t>
+      </w:r>
+      <w:r>
+        <w:rPr>
+          <w:rFonts w:ascii="Calibri" w:cs="Calibri" w:eastAsia="Calibri" w:hAnsi="Calibri"/>
+          <w:b w:val="0"/>
+          <w:bCs w:val="0"/>
+          <w:i w:val="0"/>
+          <w:iCs w:val="0"/>
+          <w:smallCaps w:val="0"/>
+          <w:strike w:val="0"/>
+          <w:color w:val="000000"/>
+          <w:sz w:val="21"/>
+          <w:szCs w:val="21"/>
+          <w:u w:val="none"/>
+          <w:shd w:fill="auto" w:val="clear"/>
+          <w:vertAlign w:val="baseline"/>
+          <w:rtl w:val="0"/>
+        </w:rPr>
+        <w:t xml:space="preserve">Age 13 (limited login) and age 18 (majority) are confirmed as build-against constants. This is an interim business decision, not a legal determination — real legal review across every market ULTM8 operates in is still required and may change these numbers.</w:t>
+      </w:r>
+    </w:p>
+    <w:p>
+      <w:pPr>
+        <w:keepNext w:val="0"/>
+        <w:keepLines w:val="0"/>
+        <w:pageBreakBefore w:val="0"/>
+        <w:widowControl w:val="1"/>
+        <w:numPr>
+          <w:ilvl w:val="0"/>
+          <w:numId w:val="1"/>
+        </w:numPr>
+        <w:pBdr>
+          <w:top w:space="0" w:sz="0" w:val="nil"/>
+          <w:left w:space="0" w:sz="0" w:val="nil"/>
+          <w:bottom w:space="0" w:sz="0" w:val="nil"/>
+          <w:right w:space="0" w:sz="0" w:val="nil"/>
+          <w:between w:space="0" w:sz="0" w:val="nil"/>
+        </w:pBdr>
+        <w:shd w:fill="auto" w:val="clear"/>
+        <w:spacing w:after="80" w:before="0" w:line="240" w:lineRule="auto"/>
+        <w:ind w:left="720" w:right="0" w:hanging="360"/>
+        <w:jc w:val="left"/>
+        <w:rPr/>
+      </w:pPr>
+      <w:r>
+        <w:rPr>
+          <w:rFonts w:ascii="Calibri" w:cs="Calibri" w:eastAsia="Calibri" w:hAnsi="Calibri"/>
+          <w:b w:val="1"/>
+          <w:bCs w:val="1"/>
+          <w:i w:val="0"/>
+          <w:iCs w:val="0"/>
+          <w:smallCaps w:val="0"/>
+          <w:strike w:val="0"/>
+          <w:color w:val="000000"/>
+          <w:sz w:val="21"/>
+          <w:szCs w:val="21"/>
+          <w:u w:val="none"/>
+          <w:shd w:fill="auto" w:val="clear"/>
+          <w:vertAlign w:val="baseline"/>
+          <w:rtl w:val="0"/>
+        </w:rPr>
+        <w:t xml:space="preserve">Decision 74 — E-signature strengthened with drawn signature capture, pending legal review (2 Sep 2026): </w:t>
+      </w:r>
+      <w:r>
+        <w:rPr>
+          <w:rFonts w:ascii="Calibri" w:cs="Calibri" w:eastAsia="Calibri" w:hAnsi="Calibri"/>
+          <w:b w:val="0"/>
+          <w:bCs w:val="0"/>
+          <w:i w:val="0"/>
+          <w:iCs w:val="0"/>
+          <w:smallCaps w:val="0"/>
+          <w:strike w:val="0"/>
+          <w:color w:val="000000"/>
+          <w:sz w:val="21"/>
+          <w:szCs w:val="21"/>
+          <w:u w:val="none"/>
+          <w:shd w:fill="auto" w:val="clear"/>
+          <w:vertAlign w:val="baseline"/>
+          <w:rtl w:val="0"/>
+        </w:rPr>
+        <w:t xml:space="preserve">Waiver e-signature adds drawn signature capture (canvas, finger/stylus) alongside the existing typed name, for both Student and Guardian signers. Not a legal-sufficiency determination — new capture UI and a possible WaiverSignature schema change are not yet designed.</w:t>
+      </w:r>
+    </w:p>
+    <w:p>
+      <w:pPr>
+        <w:keepNext w:val="0"/>
+        <w:keepLines w:val="0"/>
+        <w:pageBreakBefore w:val="0"/>
+        <w:widowControl w:val="1"/>
+        <w:numPr>
+          <w:ilvl w:val="0"/>
+          <w:numId w:val="1"/>
+        </w:numPr>
+        <w:pBdr>
+          <w:top w:space="0" w:sz="0" w:val="nil"/>
+          <w:left w:space="0" w:sz="0" w:val="nil"/>
+          <w:bottom w:space="0" w:sz="0" w:val="nil"/>
+          <w:right w:space="0" w:sz="0" w:val="nil"/>
+          <w:between w:space="0" w:sz="0" w:val="nil"/>
+        </w:pBdr>
+        <w:shd w:fill="auto" w:val="clear"/>
+        <w:spacing w:after="80" w:before="0" w:line="240" w:lineRule="auto"/>
+        <w:ind w:left="720" w:right="0" w:hanging="360"/>
+        <w:jc w:val="left"/>
+        <w:rPr/>
+      </w:pPr>
+      <w:r>
+        <w:rPr>
+          <w:rFonts w:ascii="Calibri" w:cs="Calibri" w:eastAsia="Calibri" w:hAnsi="Calibri"/>
+          <w:b w:val="1"/>
+          <w:bCs w:val="1"/>
+          <w:i w:val="0"/>
+          <w:iCs w:val="0"/>
+          <w:smallCaps w:val="0"/>
+          <w:strike w:val="0"/>
+          <w:color w:val="000000"/>
+          <w:sz w:val="21"/>
+          <w:szCs w:val="21"/>
+          <w:u w:val="none"/>
+          <w:shd w:fill="auto" w:val="clear"/>
+          <w:vertAlign w:val="baseline"/>
+          <w:rtl w:val="0"/>
+        </w:rPr>
+        <w:t xml:space="preserve">Decision 75 — StudentRank progress-% formula: School-configurable, no platform default (2 Sep 2026): </w:t>
+      </w:r>
+      <w:r>
+        <w:rPr>
+          <w:rFonts w:ascii="Calibri" w:cs="Calibri" w:eastAsia="Calibri" w:hAnsi="Calibri"/>
+          <w:b w:val="0"/>
+          <w:bCs w:val="0"/>
+          <w:i w:val="0"/>
+          <w:iCs w:val="0"/>
+          <w:smallCaps w:val="0"/>
+          <w:strike w:val="0"/>
+          <w:color w:val="000000"/>
+          <w:sz w:val="21"/>
+          <w:szCs w:val="21"/>
+          <w:u w:val="none"/>
+          <w:shd w:fill="auto" w:val="clear"/>
+          <w:vertAlign w:val="baseline"/>
+          <w:rtl w:val="0"/>
+        </w:rPr>
+        <w:t xml:space="preserve">StudentRank's computed progress % and Ready/Almost Ready/Not Ready bucket thresholds are School-configurable per discipline; ULTM8 does not ship one fixed platform-wide formula. The configuration schema itself is still undesigned.</w:t>
+      </w:r>
+    </w:p>
+    <w:p>
+      <w:pPr>
+        <w:keepNext w:val="0"/>
+        <w:keepLines w:val="0"/>
+        <w:pageBreakBefore w:val="0"/>
+        <w:widowControl w:val="1"/>
+        <w:numPr>
+          <w:ilvl w:val="0"/>
+          <w:numId w:val="1"/>
+        </w:numPr>
+        <w:pBdr>
+          <w:top w:space="0" w:sz="0" w:val="nil"/>
+          <w:left w:space="0" w:sz="0" w:val="nil"/>
+          <w:bottom w:space="0" w:sz="0" w:val="nil"/>
+          <w:right w:space="0" w:sz="0" w:val="nil"/>
+          <w:between w:space="0" w:sz="0" w:val="nil"/>
+        </w:pBdr>
+        <w:shd w:fill="auto" w:val="clear"/>
+        <w:spacing w:after="80" w:before="0" w:line="240" w:lineRule="auto"/>
+        <w:ind w:left="720" w:right="0" w:hanging="360"/>
+        <w:jc w:val="left"/>
+        <w:rPr/>
+      </w:pPr>
+      <w:r>
+        <w:rPr>
+          <w:rFonts w:ascii="Calibri" w:cs="Calibri" w:eastAsia="Calibri" w:hAnsi="Calibri"/>
+          <w:b w:val="1"/>
+          <w:bCs w:val="1"/>
+          <w:i w:val="0"/>
+          <w:iCs w:val="0"/>
+          <w:smallCaps w:val="0"/>
+          <w:strike w:val="0"/>
+          <w:color w:val="000000"/>
+          <w:sz w:val="21"/>
+          <w:szCs w:val="21"/>
+          <w:u w:val="none"/>
+          <w:shd w:fill="auto" w:val="clear"/>
+          <w:vertAlign w:val="baseline"/>
+          <w:rtl w:val="0"/>
+        </w:rPr>
+        <w:t xml:space="preserve">Decision 76 — Branch field set mirrors School's field set (2 Sep 2026): </w:t>
+      </w:r>
+      <w:r>
+        <w:rPr>
+          <w:rFonts w:ascii="Calibri" w:cs="Calibri" w:eastAsia="Calibri" w:hAnsi="Calibri"/>
+          <w:b w:val="0"/>
+          <w:bCs w:val="0"/>
+          <w:i w:val="0"/>
+          <w:iCs w:val="0"/>
+          <w:smallCaps w:val="0"/>
+          <w:strike w:val="0"/>
+          <w:color w:val="000000"/>
+          <w:sz w:val="21"/>
+          <w:szCs w:val="21"/>
+          <w:u w:val="none"/>
+          <w:shd w:fill="auto" w:val="clear"/>
+          <w:vertAlign w:val="baseline"/>
+          <w:rtl w:val="0"/>
+        </w:rPr>
+        <w:t xml:space="preserve">Branch carries the same profile fields as School (name, address, contact phone, timezone, currency override, branding), beyond the already-confirmed id/school_id. PaymentAccount stays School-level, always its own — not reopened by this decision. No Branch settings screen has been designed yet.</w:t>
+      </w:r>
+    </w:p>
+    <w:p>
+      <w:pPr>
+        <w:spacing w:after="160" w:lineRule="auto"/>
+        <w:rPr/>
+      </w:pPr>
+      <w:r>
+        <w:rPr>
+          <w:rtl w:val="0"/>
+        </w:rPr>
+        <w:t xml:space="preserve">Decisions 73 and 74 above are explicitly interim and must not be read as closing the legal-review items still listed in Section 12.2. Any future decision that supersedes one of the entries above will be recorded here as a new, higher-numbered decision — this addendum is append-only, matching docs/decisions/POST-SPEC-55-DECISION-LOG.md.</w:t>
       </w:r>
     </w:p>
     <w:sectPr>

--- a/deep-review/ULTM8-Dev-Handover-v55/ULTM8_Technical_Specification_55.docx
+++ b/deep-review/ULTM8-Dev-Handover-v55/ULTM8_Technical_Specification_55.docx
@@ -1,5 +1,31 @@
 
-<file path=word/document.xml><?xml version="1.0" encoding="utf-8"?>
+<file path=customXML\item1.xml><?xml version="1.0" encoding="utf-8"?>
+<go:gDocsCustomXmlDataStorage xmlns:go="http://customooxmlschemas.google.com/" xmlns:r="http://schemas.openxmlformats.org/officeDocument/2006/relationships" uri="GoogleDocsCustomDataVersion2">
+  <go:docsCustomData xmlns:go="http://customooxmlschemas.google.com/" roundtripDataSignature="AMtx7mg/6AegTubS6NTLxy9WPrKOEX11Dw==">CgMxLjA4AHIhMXFHZ2JvdTZCdzVpRDllcHpYOUVzYXMxSEFmOTJKRnhC</go:docsCustomData>
+</go:gDocsCustomXmlDataStorage>
+</file>
+
+<file path=customXML\itemProps1.xml><?xml version="1.0" encoding="utf-8"?>
+<ds:datastoreItem xmlns:ds="http://schemas.openxmlformats.org/officeDocument/2006/customXml" ds:itemID="{11111111-1234-1234-1234-123412341234}">
+  <ds:schemaRefs>
+    <ds:schemaRef ds:uri="http://schemas.openxmlformats.org/officeDocument/2006/relationships"/>
+    <ds:schemaRef ds:uri="http://customooxmlschemas.google.com/"/>
+  </ds:schemaRefs>
+</ds:datastoreItem>
+</file>
+
+<file path=docProps\core.xml><?xml version="1.0" encoding="utf-8"?>
+<cp:coreProperties xmlns:cp="http://schemas.openxmlformats.org/package/2006/metadata/core-properties" xmlns:dc="http://purl.org/dc/elements/1.1/" xmlns:dcterms="http://purl.org/dc/terms/" xmlns:dcmitype="http://purl.org/dc/dcmitype/" xmlns:xsi="http://www.w3.org/2001/XMLSchema-instance">
+  <dcterms:created xsi:type="dcterms:W3CDTF">2026-08-21T19:31:23.480Z</dcterms:created>
+  <dc:creator>Un-named</dc:creator>
+</cp:coreProperties>
+</file>
+
+<file path=docProps\custom.xml><?xml version="1.0" encoding="utf-8"?>
+<Properties xmlns="http://schemas.openxmlformats.org/officeDocument/2006/custom-properties" xmlns:vt="http://schemas.openxmlformats.org/officeDocument/2006/docPropsVTypes"/>
+</file>
+
+<file path=word\document.xml><?xml version="1.0" encoding="utf-8"?>
 <w:document xmlns:mc="http://schemas.openxmlformats.org/markup-compatibility/2006" xmlns:o="urn:schemas-microsoft-com:office:office" xmlns:r="http://schemas.openxmlformats.org/officeDocument/2006/relationships" xmlns:m="http://schemas.openxmlformats.org/officeDocument/2006/math" xmlns:v="urn:schemas-microsoft-com:vml" xmlns:wp="http://schemas.openxmlformats.org/drawingml/2006/wordprocessingDrawing" xmlns:w10="urn:schemas-microsoft-com:office:word" xmlns:w="http://schemas.openxmlformats.org/wordprocessingml/2006/main" xmlns:wne="http://schemas.microsoft.com/office/word/2006/wordml" xmlns:sl="http://schemas.openxmlformats.org/schemaLibrary/2006/main" xmlns:a="http://schemas.openxmlformats.org/drawingml/2006/main" xmlns:pic="http://schemas.openxmlformats.org/drawingml/2006/picture" xmlns:c="http://schemas.openxmlformats.org/drawingml/2006/chart" xmlns:lc="http://schemas.openxmlformats.org/drawingml/2006/lockedCanvas" xmlns:dgm="http://schemas.openxmlformats.org/drawingml/2006/diagram" xmlns:wps="http://schemas.microsoft.com/office/word/2010/wordprocessingShape" xmlns:wpg="http://schemas.microsoft.com/office/word/2010/wordprocessingGroup" xmlns:w14="http://schemas.microsoft.com/office/word/2010/wordml" xmlns:w15="http://schemas.microsoft.com/office/word/2012/wordml" xmlns:w16="http://schemas.microsoft.com/office/word/2018/wordml" xmlns:w16cex="http://schemas.microsoft.com/office/word/2018/wordml/cex" xmlns:w16cid="http://schemas.microsoft.com/office/word/2016/wordml/cid" xmlns="http://schemas.microsoft.com/office/tasks/2019/documenttasks" xmlns:cr="http://schemas.microsoft.com/office/comments/2020/reactions">
   <w:body>
     <w:p>
@@ -1342,7 +1368,7 @@
           <w:vertAlign w:val="baseline"/>
           <w:rtl w:val="0"/>
         </w:rPr>
-        <w:t xml:space="preserve">Section 6.1 (StudentRank, PromotionEvent), Section 7 (RanksModule), Section 2.3 (working prototype). Key decision: 58.</w:t>
+        <w:t xml:space="preserve">Section 6.1 (StudentRank, PromotionEvent), Section 7 (RanksModule), Section 2.3 (working prototype). Key decision: none — this data-model decision predates the numbered decision-citation scheme (24 Aug 2026); Decision 58 is a different, later decision (Lesson/video-content feature, Pass 8 Round 2).</w:t>
       </w:r>
     </w:p>
     <w:p>
@@ -33894,7 +33920,14 @@
 </w:document>
 </file>
 
-<file path=word/numbering.xml><?xml version="1.0" encoding="utf-8"?>
+<file path=word\fontTable.xml><?xml version="1.0" encoding="utf-8"?>
+<w:fonts xmlns:mc="http://schemas.openxmlformats.org/markup-compatibility/2006" xmlns:o="urn:schemas-microsoft-com:office:office" xmlns:r="http://schemas.openxmlformats.org/officeDocument/2006/relationships" xmlns:m="http://schemas.openxmlformats.org/officeDocument/2006/math" xmlns:v="urn:schemas-microsoft-com:vml" xmlns:wp="http://schemas.openxmlformats.org/drawingml/2006/wordprocessingDrawing" xmlns:w10="urn:schemas-microsoft-com:office:word" xmlns:w="http://schemas.openxmlformats.org/wordprocessingml/2006/main" xmlns:wne="http://schemas.microsoft.com/office/word/2006/wordml" xmlns:sl="http://schemas.openxmlformats.org/schemaLibrary/2006/main" xmlns:a="http://schemas.openxmlformats.org/drawingml/2006/main" xmlns:pic="http://schemas.openxmlformats.org/drawingml/2006/picture" xmlns:c="http://schemas.openxmlformats.org/drawingml/2006/chart" xmlns:lc="http://schemas.openxmlformats.org/drawingml/2006/lockedCanvas" xmlns:dgm="http://schemas.openxmlformats.org/drawingml/2006/diagram" xmlns:wps="http://schemas.microsoft.com/office/word/2010/wordprocessingShape" xmlns:wpg="http://schemas.microsoft.com/office/word/2010/wordprocessingGroup" xmlns:w14="http://schemas.microsoft.com/office/word/2010/wordml" xmlns:w15="http://schemas.microsoft.com/office/word/2012/wordml" xmlns:w16="http://schemas.microsoft.com/office/word/2018/wordml" xmlns:w16cex="http://schemas.microsoft.com/office/word/2018/wordml/cex" xmlns:w16cid="http://schemas.microsoft.com/office/word/2016/wordml/cid" xmlns="http://schemas.microsoft.com/office/tasks/2019/documenttasks" xmlns:cr="http://schemas.microsoft.com/office/comments/2020/reactions">
+  <w:font w:name="Calibri"/>
+  <w:font w:name="Georgia"/>
+</w:fonts>
+</file>
+
+<file path=word\numbering.xml><?xml version="1.0" encoding="utf-8"?>
 <w:numbering xmlns:mc="http://schemas.openxmlformats.org/markup-compatibility/2006" xmlns:o="urn:schemas-microsoft-com:office:office" xmlns:r="http://schemas.openxmlformats.org/officeDocument/2006/relationships" xmlns:m="http://schemas.openxmlformats.org/officeDocument/2006/math" xmlns:v="urn:schemas-microsoft-com:vml" xmlns:wp="http://schemas.openxmlformats.org/drawingml/2006/wordprocessingDrawing" xmlns:w10="urn:schemas-microsoft-com:office:word" xmlns:w="http://schemas.openxmlformats.org/wordprocessingml/2006/main" xmlns:wne="http://schemas.microsoft.com/office/word/2006/wordml" xmlns:sl="http://schemas.openxmlformats.org/schemaLibrary/2006/main" xmlns:a="http://schemas.openxmlformats.org/drawingml/2006/main" xmlns:pic="http://schemas.openxmlformats.org/drawingml/2006/picture" xmlns:c="http://schemas.openxmlformats.org/drawingml/2006/chart" xmlns:lc="http://schemas.openxmlformats.org/drawingml/2006/lockedCanvas" xmlns:dgm="http://schemas.openxmlformats.org/drawingml/2006/diagram" xmlns:wps="http://schemas.microsoft.com/office/word/2010/wordprocessingShape" xmlns:wpg="http://schemas.microsoft.com/office/word/2010/wordprocessingGroup" xmlns:w14="http://schemas.microsoft.com/office/word/2010/wordml" xmlns:w15="http://schemas.microsoft.com/office/word/2012/wordml" xmlns:w16="http://schemas.microsoft.com/office/word/2018/wordml" xmlns:w16cex="http://schemas.microsoft.com/office/word/2018/wordml/cex" xmlns:w16cid="http://schemas.microsoft.com/office/word/2016/wordml/cid" xmlns="http://schemas.microsoft.com/office/tasks/2019/documenttasks" xmlns:cr="http://schemas.microsoft.com/office/comments/2020/reactions">
   <w:abstractNum w:abstractNumId="1">
     <w:lvl w:ilvl="0">
@@ -33994,7 +34027,18 @@
 </w:numbering>
 </file>
 
-<file path=word/styles.xml><?xml version="1.0" encoding="utf-8"?>
+<file path=word\settings.xml><?xml version="1.0" encoding="utf-8"?>
+<w:settings xmlns:mc="http://schemas.openxmlformats.org/markup-compatibility/2006" xmlns:o="urn:schemas-microsoft-com:office:office" xmlns:r="http://schemas.openxmlformats.org/officeDocument/2006/relationships" xmlns:m="http://schemas.openxmlformats.org/officeDocument/2006/math" xmlns:v="urn:schemas-microsoft-com:vml" xmlns:wp="http://schemas.openxmlformats.org/drawingml/2006/wordprocessingDrawing" xmlns:w10="urn:schemas-microsoft-com:office:word" xmlns:w="http://schemas.openxmlformats.org/wordprocessingml/2006/main" xmlns:wne="http://schemas.microsoft.com/office/word/2006/wordml" xmlns:sl="http://schemas.openxmlformats.org/schemaLibrary/2006/main" xmlns:a="http://schemas.openxmlformats.org/drawingml/2006/main" xmlns:pic="http://schemas.openxmlformats.org/drawingml/2006/picture" xmlns:c="http://schemas.openxmlformats.org/drawingml/2006/chart" xmlns:lc="http://schemas.openxmlformats.org/drawingml/2006/lockedCanvas" xmlns:dgm="http://schemas.openxmlformats.org/drawingml/2006/diagram" xmlns:wps="http://schemas.microsoft.com/office/word/2010/wordprocessingShape" xmlns:wpg="http://schemas.microsoft.com/office/word/2010/wordprocessingGroup" xmlns:w14="http://schemas.microsoft.com/office/word/2010/wordml" xmlns:w15="http://schemas.microsoft.com/office/word/2012/wordml" xmlns:w16="http://schemas.microsoft.com/office/word/2018/wordml" xmlns:w16cex="http://schemas.microsoft.com/office/word/2018/wordml/cex" xmlns:w16cid="http://schemas.microsoft.com/office/word/2016/wordml/cid" xmlns="http://schemas.microsoft.com/office/tasks/2019/documenttasks" xmlns:cr="http://schemas.microsoft.com/office/comments/2020/reactions">
+  <w:embedTrueTypeFonts w:val="1"/>
+  <w:defaultTabStop w:val="720"/>
+  <w:compat>
+    <w:compatSetting w:val="15" w:name="compatibilityMode" w:uri="http://schemas.microsoft.com/office/word"/>
+  </w:compat>
+  <w:clrSchemeMapping w:bg1="light1" w:t1="dark1" w:bg2="light2" w:t2="dark2" w:accent1="accent1" w:accent2="accent2" w:accent3="accent3" w:accent4="accent4" w:accent5="accent5" w:accent6="accent6" w:hyperlink="hyperlink" w:followedHyperlink="followedHyperlink"/>
+</w:settings>
+</file>
+
+<file path=word\styles.xml><?xml version="1.0" encoding="utf-8"?>
 <w:styles xmlns:mc="http://schemas.openxmlformats.org/markup-compatibility/2006" xmlns:o="urn:schemas-microsoft-com:office:office" xmlns:r="http://schemas.openxmlformats.org/officeDocument/2006/relationships" xmlns:m="http://schemas.openxmlformats.org/officeDocument/2006/math" xmlns:v="urn:schemas-microsoft-com:vml" xmlns:wp="http://schemas.openxmlformats.org/drawingml/2006/wordprocessingDrawing" xmlns:w10="urn:schemas-microsoft-com:office:word" xmlns:w="http://schemas.openxmlformats.org/wordprocessingml/2006/main" xmlns:wne="http://schemas.microsoft.com/office/word/2006/wordml" xmlns:sl="http://schemas.openxmlformats.org/schemaLibrary/2006/main" xmlns:a="http://schemas.openxmlformats.org/drawingml/2006/main" xmlns:pic="http://schemas.openxmlformats.org/drawingml/2006/picture" xmlns:c="http://schemas.openxmlformats.org/drawingml/2006/chart" xmlns:lc="http://schemas.openxmlformats.org/drawingml/2006/lockedCanvas" xmlns:dgm="http://schemas.openxmlformats.org/drawingml/2006/diagram" xmlns:wps="http://schemas.microsoft.com/office/word/2010/wordprocessingShape" xmlns:wpg="http://schemas.microsoft.com/office/word/2010/wordprocessingGroup" xmlns:w14="http://schemas.microsoft.com/office/word/2010/wordml" xmlns:w15="http://schemas.microsoft.com/office/word/2012/wordml" xmlns:w16="http://schemas.microsoft.com/office/word/2018/wordml" xmlns:w16cex="http://schemas.microsoft.com/office/word/2018/wordml/cex" xmlns:w16cid="http://schemas.microsoft.com/office/word/2016/wordml/cid" xmlns="http://schemas.microsoft.com/office/tasks/2019/documenttasks" xmlns:cr="http://schemas.microsoft.com/office/comments/2020/reactions">
   <w:docDefaults>
     <w:rPrDefault>
@@ -34558,7 +34602,7 @@
 </w:styles>
 </file>
 
-<file path=word/theme/theme1.xml><?xml version="1.0" encoding="utf-8"?>
+<file path=word\theme\theme1.xml><?xml version="1.0" encoding="utf-8"?>
 <a:theme xmlns:a="http://schemas.openxmlformats.org/drawingml/2006/main" name="Office Theme">
   <a:themeElements>
     <a:clrScheme name="Office">
@@ -34876,19 +34920,4 @@
   </a:objectDefaults>
   <a:extraClrSchemeLst/>
 </a:theme>
-</file>
-
-<file path=customXML/item1.xml><?xml version="1.0" encoding="utf-8"?>
-<go:gDocsCustomXmlDataStorage xmlns:go="http://customooxmlschemas.google.com/" xmlns:r="http://schemas.openxmlformats.org/officeDocument/2006/relationships" uri="GoogleDocsCustomDataVersion2">
-  <go:docsCustomData xmlns:go="http://customooxmlschemas.google.com/" roundtripDataSignature="AMtx7mg/6AegTubS6NTLxy9WPrKOEX11Dw==">CgMxLjA4AHIhMXFHZ2JvdTZCdzVpRDllcHpYOUVzYXMxSEFmOTJKRnhC</go:docsCustomData>
-</go:gDocsCustomXmlDataStorage>
-</file>
-
-<file path=customXML/itemProps1.xml><?xml version="1.0" encoding="utf-8"?>
-<ds:datastoreItem xmlns:ds="http://schemas.openxmlformats.org/officeDocument/2006/customXml" ds:itemID="{11111111-1234-1234-1234-123412341234}">
-  <ds:schemaRefs>
-    <ds:schemaRef ds:uri="http://schemas.openxmlformats.org/officeDocument/2006/relationships"/>
-    <ds:schemaRef ds:uri="http://customooxmlschemas.google.com/"/>
-  </ds:schemaRefs>
-</ds:datastoreItem>
 </file>